--- a/session4/baocao_mini_pro4.docx
+++ b/session4/baocao_mini_pro4.docx
@@ -24,7 +24,10 @@
     </w:p>
     <w:p>
       <w:r>
-        <w:t>Họ tên: Trần Đức Ngọc</w:t>
+        <w:t xml:space="preserve">Họ tên: </w:t>
+      </w:r>
+      <w:r>
+        <w:t>Trần Nguyễn Quốc Việt</w:t>
       </w:r>
     </w:p>
     <w:p>
